--- a/zht/docx/110.content.docx
+++ b/zht/docx/110.content.docx
@@ -396,18 +396,12 @@
           <w:lang w:val="zh_TW" w:bidi="zh_TW"/>
         </w:rPr>
       </w:r>
-      <w:hyperlink r:id="rId13">
-        <w:r>
-          <w:rPr>
-            <w:lang w:val="zh_TW" w:bidi="zh_TW"/>
-          </w:rPr>
-          <w:rPr>
-            <w:color w:val="0000EE"/>
-            <w:u w:val="single"/>
-          </w:rPr>
-          <w:t>希伯來書10:20</w:t>
-        </w:r>
-      </w:hyperlink>
+      <w:r>
+        <w:rPr>
+          <w:lang w:val="zh_TW" w:bidi="zh_TW"/>
+        </w:rPr>
+        <w:t>希伯來書10:20</w:t>
+      </w:r>
     </w:p>
     <w:p>
       <w:pPr>
@@ -420,18 +414,12 @@
           <w:lang w:val="zh_TW" w:bidi="zh_TW"/>
         </w:rPr>
       </w:r>
-      <w:hyperlink r:id="rId14">
-        <w:r>
-          <w:rPr>
-            <w:lang w:val="zh_TW" w:bidi="zh_TW"/>
-          </w:rPr>
-          <w:rPr>
-            <w:color w:val="0000EE"/>
-            <w:u w:val="single"/>
-          </w:rPr>
-          <w:t>利未記4:17</w:t>
-        </w:r>
-      </w:hyperlink>
+      <w:r>
+        <w:rPr>
+          <w:lang w:val="zh_TW" w:bidi="zh_TW"/>
+        </w:rPr>
+        <w:t>利未記4:17</w:t>
+      </w:r>
     </w:p>
     <w:p>
       <w:pPr>
@@ -444,18 +432,12 @@
           <w:lang w:val="zh_TW" w:bidi="zh_TW"/>
         </w:rPr>
       </w:r>
-      <w:hyperlink r:id="rId15">
-        <w:r>
-          <w:rPr>
-            <w:lang w:val="zh_TW" w:bidi="zh_TW"/>
-          </w:rPr>
-          <w:rPr>
-            <w:color w:val="0000EE"/>
-            <w:u w:val="single"/>
-          </w:rPr>
-          <w:t>路加福音23:45</w:t>
-        </w:r>
-      </w:hyperlink>
+      <w:r>
+        <w:rPr>
+          <w:lang w:val="zh_TW" w:bidi="zh_TW"/>
+        </w:rPr>
+        <w:t>路加福音23:45</w:t>
+      </w:r>
     </w:p>
     <w:p>
       <w:pPr>
@@ -468,18 +450,12 @@
           <w:lang w:val="zh_TW" w:bidi="zh_TW"/>
         </w:rPr>
       </w:r>
-      <w:hyperlink r:id="rId16">
-        <w:r>
-          <w:rPr>
-            <w:lang w:val="zh_TW" w:bidi="zh_TW"/>
-          </w:rPr>
-          <w:rPr>
-            <w:color w:val="0000EE"/>
-            <w:u w:val="single"/>
-          </w:rPr>
-          <w:t>馬太福音27:51</w:t>
-        </w:r>
-      </w:hyperlink>
+      <w:r>
+        <w:rPr>
+          <w:lang w:val="zh_TW" w:bidi="zh_TW"/>
+        </w:rPr>
+        <w:t>馬太福音27:51</w:t>
+      </w:r>
     </w:p>
     <w:p>
       <w:pPr>
@@ -492,18 +468,12 @@
           <w:lang w:val="zh_TW" w:bidi="zh_TW"/>
         </w:rPr>
       </w:r>
-      <w:hyperlink r:id="rId17">
-        <w:r>
-          <w:rPr>
-            <w:lang w:val="zh_TW" w:bidi="zh_TW"/>
-          </w:rPr>
-          <w:rPr>
-            <w:color w:val="0000EE"/>
-            <w:u w:val="single"/>
-          </w:rPr>
-          <w:t>民數記4:5</w:t>
-        </w:r>
-      </w:hyperlink>
+      <w:r>
+        <w:rPr>
+          <w:lang w:val="zh_TW" w:bidi="zh_TW"/>
+        </w:rPr>
+        <w:t>民數記4:5</w:t>
+      </w:r>
     </w:p>
     <w:p>
       <w:pPr>
